--- a/sample_documents/hr_policy.docx
+++ b/sample_documents/hr_policy.docx
@@ -7,7 +7,7 @@
         <w:pStyle w:val="Title"/>
       </w:pPr>
       <w:r>
-        <w:t>Enterprise Employee Handbook &amp; HR Policy</w:t>
+        <w:t>Sổ tay nhân sự và chính sách HR</w:t>
       </w:r>
     </w:p>
     <w:p>
@@ -15,12 +15,12 @@
         <w:pStyle w:val="Heading1"/>
       </w:pPr>
       <w:r>
-        <w:t>1. Core Working Hours</w:t>
+        <w:t>1. Giờ làm việc cốt lõi</w:t>
       </w:r>
     </w:p>
     <w:p>
       <w:r>
-        <w:t>Our core working hours are from 9:00 AM to 5:00 PM, Monday through Friday. Employees are expected to be available during these hours. Flexible working arrangements can be discussed with department leads.</w:t>
+        <w:t>Giờ làm việc cốt lõi của công ty là từ 9:00 đến 17:00, từ thứ Hai đến thứ Sáu. Nhân viên cần sẵn sàng phối hợp trong khung giờ này. Các thỏa thuận làm việc linh hoạt có thể được trao đổi với trưởng bộ phận.</w:t>
       </w:r>
     </w:p>
     <w:p>
@@ -28,12 +28,12 @@
         <w:pStyle w:val="Heading1"/>
       </w:pPr>
       <w:r>
-        <w:t>2. Annual Leave and Time Off</w:t>
+        <w:t>2. Nghỉ phép năm và thời gian nghỉ</w:t>
       </w:r>
     </w:p>
     <w:p>
       <w:r>
-        <w:t>All full-time employees are entitled to 15 days of paid annual leave per calendar year. Leave requests must be submitted through the HR portal and approved by the department manager at least 5 business days in advance. Unused leaves up to 5 days can be carried over to the next year.</w:t>
+        <w:t>Tất cả nhân viên toàn thời gian được hưởng 15 ngày nghỉ phép có lương trong mỗi năm dương lịch. Yêu cầu nghỉ phép phải được gửi qua cổng HR và được quản lý bộ phận phê duyệt ít nhất 5 ngày làm việc trước ngày bắt đầu nghỉ. Tối đa 5 ngày phép chưa sử dụng có thể được chuyển sang năm tiếp theo.</w:t>
       </w:r>
     </w:p>
     <w:p>
@@ -41,12 +41,12 @@
         <w:pStyle w:val="Heading1"/>
       </w:pPr>
       <w:r>
-        <w:t>3. Health and Wellness Benefits</w:t>
+        <w:t>3. Phúc lợi sức khỏe và chăm sóc nhân viên</w:t>
       </w:r>
     </w:p>
     <w:p>
       <w:r>
-        <w:t>We offer comprehensive health, dental, and vision insurance coverage to all full-time employees. Premium costs are 100% covered by the company for employees, and 50% covered for dependents. Additionally, employees receive a wellness stipend of $50 per month for gym memberships or wellness activities.</w:t>
+        <w:t>Công ty cung cấp bảo hiểm sức khỏe, nha khoa và thị lực cho toàn bộ nhân viên toàn thời gian. Chi phí bảo hiểm của nhân viên được công ty chi trả 100%, và chi trả 50% cho người phụ thuộc. Ngoài ra, nhân viên nhận khoản hỗ trợ chăm sóc sức khỏe 50 USD mỗi tháng cho phòng tập hoặc hoạt động wellness.</w:t>
       </w:r>
     </w:p>
     <w:sectPr>
